--- a/docs/developpement/phases/word/PHASE_60_HYGIENE_SUR_LA_TABLETTE_DES_CAISSIERES_PHOTOS_DETIQUETTES.docx
+++ b/docs/developpement/phases/word/PHASE_60_HYGIENE_SUR_LA_TABLETTE_DES_CAISSIERES_PHOTOS_DETIQUETTES.docx
@@ -20,7 +20,7 @@
       <w:r>
         <w:t xml:space="preserve">FlaiX Expert · dossier de développement · généré le 2026-10-19 depuis le dépôt </w:t>
       </w:r>
-      <w:hyperlink w:history="1" r:id="rIdrfqtbphalhizpd-7eikfw">
+      <w:hyperlink w:history="1" r:id="rIdzikbhsbddnqbrjbnerw1_">
         <w:r>
           <w:rPr>
             <w:rStyle w:val="Hyperlink"/>
@@ -440,7 +440,7 @@
           <w:numId w:val="2"/>
         </w:numPr>
       </w:pPr>
-      <w:hyperlink w:history="1" r:id="rIdl5cgahsxfhfsxougk9rjo">
+      <w:hyperlink w:history="1" r:id="rIdwxdbtwvgmi_ii31fbd9yc">
         <w:r>
           <w:rPr>
             <w:rStyle w:val="Hyperlink"/>
@@ -488,7 +488,7 @@
       <w:r>
         <w:t xml:space="preserve"> — créé — </w:t>
       </w:r>
-      <w:hyperlink w:history="1" r:id="rIdkkwpt6n7lmawky39fl_dr">
+      <w:hyperlink w:history="1" r:id="rIdtiy-icux_wlke0ho1back">
         <w:r>
           <w:rPr>
             <w:rStyle w:val="Hyperlink"/>
@@ -525,7 +525,7 @@
       <w:r>
         <w:t xml:space="preserve"> — modifié — </w:t>
       </w:r>
-      <w:hyperlink w:history="1" r:id="rIdw5j4taen608dbvdj6rkyv">
+      <w:hyperlink w:history="1" r:id="rIds35ksvsri42pl5boouefg">
         <w:r>
           <w:rPr>
             <w:rStyle w:val="Hyperlink"/>
@@ -562,7 +562,7 @@
       <w:r>
         <w:t xml:space="preserve"> — modifié — </w:t>
       </w:r>
-      <w:hyperlink w:history="1" r:id="rIdnanyfli8uzoxokp8rzjwg">
+      <w:hyperlink w:history="1" r:id="rId9j1broate47hqg6zitamp">
         <w:r>
           <w:rPr>
             <w:rStyle w:val="Hyperlink"/>
@@ -599,7 +599,7 @@
       <w:r>
         <w:t xml:space="preserve"> — modifié — </w:t>
       </w:r>
-      <w:hyperlink w:history="1" r:id="rId23ju1ufhafs8nnwcsi66l">
+      <w:hyperlink w:history="1" r:id="rId330tr3hcwqrp0kpa_rfjv">
         <w:r>
           <w:rPr>
             <w:rStyle w:val="Hyperlink"/>
@@ -636,7 +636,7 @@
       <w:r>
         <w:t xml:space="preserve"> — modifié — </w:t>
       </w:r>
-      <w:hyperlink w:history="1" r:id="rId4tajesjfascrhuptdms6w">
+      <w:hyperlink w:history="1" r:id="rId6irilskjryyy5r-hmtfqh">
         <w:r>
           <w:rPr>
             <w:rStyle w:val="Hyperlink"/>
@@ -665,7 +665,7 @@
       <w:r>
         <w:t xml:space="preserve"> — modifié — </w:t>
       </w:r>
-      <w:hyperlink w:history="1" r:id="rIdraxsbdf8evhrdvgwvopo8">
+      <w:hyperlink w:history="1" r:id="rId26m_c70tjck5uhpeqdviv">
         <w:r>
           <w:rPr>
             <w:rStyle w:val="Hyperlink"/>
@@ -694,7 +694,7 @@
       <w:r>
         <w:t xml:space="preserve"> — modifié — </w:t>
       </w:r>
-      <w:hyperlink w:history="1" r:id="rIdan7gsdvlb1ph3-u8rq0r1">
+      <w:hyperlink w:history="1" r:id="rIdafnqivthawaazfvdizhnd">
         <w:r>
           <w:rPr>
             <w:rStyle w:val="Hyperlink"/>
@@ -723,7 +723,7 @@
       <w:r>
         <w:t xml:space="preserve"> — créé — </w:t>
       </w:r>
-      <w:hyperlink w:history="1" r:id="rIdsbmsy1cxsau1kw44q4lnq">
+      <w:hyperlink w:history="1" r:id="rIdr_cpn2y5lvaz7iu9jpv20">
         <w:r>
           <w:rPr>
             <w:rStyle w:val="Hyperlink"/>
@@ -752,7 +752,7 @@
       <w:r>
         <w:t xml:space="preserve"> — modifié — </w:t>
       </w:r>
-      <w:hyperlink w:history="1" r:id="rIddj56jxjuadlmlxv3htnj3">
+      <w:hyperlink w:history="1" r:id="rIdeo83z5udbbx8q2_aefaes">
         <w:r>
           <w:rPr>
             <w:rStyle w:val="Hyperlink"/>

--- a/docs/developpement/phases/word/PHASE_60_HYGIENE_SUR_LA_TABLETTE_DES_CAISSIERES_PHOTOS_DETIQUETTES.docx
+++ b/docs/developpement/phases/word/PHASE_60_HYGIENE_SUR_LA_TABLETTE_DES_CAISSIERES_PHOTOS_DETIQUETTES.docx
@@ -20,7 +20,7 @@
       <w:r>
         <w:t xml:space="preserve">FlaiX Expert · dossier de développement · généré le 2026-10-19 depuis le dépôt </w:t>
       </w:r>
-      <w:hyperlink w:history="1" r:id="rIdzikbhsbddnqbrjbnerw1_">
+      <w:hyperlink w:history="1" r:id="rIdbtgpg4b-mah0ujai3lpkb">
         <w:r>
           <w:rPr>
             <w:rStyle w:val="Hyperlink"/>
@@ -440,7 +440,7 @@
           <w:numId w:val="2"/>
         </w:numPr>
       </w:pPr>
-      <w:hyperlink w:history="1" r:id="rIdwxdbtwvgmi_ii31fbd9yc">
+      <w:hyperlink w:history="1" r:id="rIdurr0luu5knm-weiibj7sx">
         <w:r>
           <w:rPr>
             <w:rStyle w:val="Hyperlink"/>
@@ -488,7 +488,7 @@
       <w:r>
         <w:t xml:space="preserve"> — créé — </w:t>
       </w:r>
-      <w:hyperlink w:history="1" r:id="rIdtiy-icux_wlke0ho1back">
+      <w:hyperlink w:history="1" r:id="rIdc513nd-heryokijoyixbe">
         <w:r>
           <w:rPr>
             <w:rStyle w:val="Hyperlink"/>
@@ -525,7 +525,7 @@
       <w:r>
         <w:t xml:space="preserve"> — modifié — </w:t>
       </w:r>
-      <w:hyperlink w:history="1" r:id="rIds35ksvsri42pl5boouefg">
+      <w:hyperlink w:history="1" r:id="rIdfpyeujwpphibn8ciwxyon">
         <w:r>
           <w:rPr>
             <w:rStyle w:val="Hyperlink"/>
@@ -562,7 +562,7 @@
       <w:r>
         <w:t xml:space="preserve"> — modifié — </w:t>
       </w:r>
-      <w:hyperlink w:history="1" r:id="rId9j1broate47hqg6zitamp">
+      <w:hyperlink w:history="1" r:id="rIdjt8mordxit9f8nacu8hr4">
         <w:r>
           <w:rPr>
             <w:rStyle w:val="Hyperlink"/>
@@ -599,7 +599,7 @@
       <w:r>
         <w:t xml:space="preserve"> — modifié — </w:t>
       </w:r>
-      <w:hyperlink w:history="1" r:id="rId330tr3hcwqrp0kpa_rfjv">
+      <w:hyperlink w:history="1" r:id="rIdzsueeni9ys6byauvgmf8s">
         <w:r>
           <w:rPr>
             <w:rStyle w:val="Hyperlink"/>
@@ -636,7 +636,7 @@
       <w:r>
         <w:t xml:space="preserve"> — modifié — </w:t>
       </w:r>
-      <w:hyperlink w:history="1" r:id="rId6irilskjryyy5r-hmtfqh">
+      <w:hyperlink w:history="1" r:id="rId4acmxq0yzxux3eyi4gx4i">
         <w:r>
           <w:rPr>
             <w:rStyle w:val="Hyperlink"/>
@@ -665,7 +665,7 @@
       <w:r>
         <w:t xml:space="preserve"> — modifié — </w:t>
       </w:r>
-      <w:hyperlink w:history="1" r:id="rId26m_c70tjck5uhpeqdviv">
+      <w:hyperlink w:history="1" r:id="rIdfe05nnnix_jd3yxqvdwea">
         <w:r>
           <w:rPr>
             <w:rStyle w:val="Hyperlink"/>
@@ -694,7 +694,7 @@
       <w:r>
         <w:t xml:space="preserve"> — modifié — </w:t>
       </w:r>
-      <w:hyperlink w:history="1" r:id="rIdafnqivthawaazfvdizhnd">
+      <w:hyperlink w:history="1" r:id="rIdtxuqjoq0oqiji7tsydkvp">
         <w:r>
           <w:rPr>
             <w:rStyle w:val="Hyperlink"/>
@@ -723,7 +723,7 @@
       <w:r>
         <w:t xml:space="preserve"> — créé — </w:t>
       </w:r>
-      <w:hyperlink w:history="1" r:id="rIdr_cpn2y5lvaz7iu9jpv20">
+      <w:hyperlink w:history="1" r:id="rIdrjww7nbv7hmtn4lgrrlmd">
         <w:r>
           <w:rPr>
             <w:rStyle w:val="Hyperlink"/>
@@ -752,7 +752,7 @@
       <w:r>
         <w:t xml:space="preserve"> — modifié — </w:t>
       </w:r>
-      <w:hyperlink w:history="1" r:id="rIdeo83z5udbbx8q2_aefaes">
+      <w:hyperlink w:history="1" r:id="rIdpew86iu3n32ti1dode1bk">
         <w:r>
           <w:rPr>
             <w:rStyle w:val="Hyperlink"/>

--- a/docs/developpement/phases/word/PHASE_60_HYGIENE_SUR_LA_TABLETTE_DES_CAISSIERES_PHOTOS_DETIQUETTES.docx
+++ b/docs/developpement/phases/word/PHASE_60_HYGIENE_SUR_LA_TABLETTE_DES_CAISSIERES_PHOTOS_DETIQUETTES.docx
@@ -20,7 +20,7 @@
       <w:r>
         <w:t xml:space="preserve">FlaiX Expert · dossier de développement · généré le 2026-10-19 depuis le dépôt </w:t>
       </w:r>
-      <w:hyperlink w:history="1" r:id="rIdbtgpg4b-mah0ujai3lpkb">
+      <w:hyperlink w:history="1" r:id="rIdefqbdir1ulp_ev-xpbhai">
         <w:r>
           <w:rPr>
             <w:rStyle w:val="Hyperlink"/>
@@ -440,7 +440,7 @@
           <w:numId w:val="2"/>
         </w:numPr>
       </w:pPr>
-      <w:hyperlink w:history="1" r:id="rIdurr0luu5knm-weiibj7sx">
+      <w:hyperlink w:history="1" r:id="rId9k8awjg75ylioo29h8xcf">
         <w:r>
           <w:rPr>
             <w:rStyle w:val="Hyperlink"/>
@@ -488,7 +488,7 @@
       <w:r>
         <w:t xml:space="preserve"> — créé — </w:t>
       </w:r>
-      <w:hyperlink w:history="1" r:id="rIdc513nd-heryokijoyixbe">
+      <w:hyperlink w:history="1" r:id="rIddphfbknw2akrigt79nomv">
         <w:r>
           <w:rPr>
             <w:rStyle w:val="Hyperlink"/>
@@ -525,7 +525,7 @@
       <w:r>
         <w:t xml:space="preserve"> — modifié — </w:t>
       </w:r>
-      <w:hyperlink w:history="1" r:id="rIdfpyeujwpphibn8ciwxyon">
+      <w:hyperlink w:history="1" r:id="rIdfhxwjlpzrbdtk7lslvwxq">
         <w:r>
           <w:rPr>
             <w:rStyle w:val="Hyperlink"/>
@@ -562,7 +562,7 @@
       <w:r>
         <w:t xml:space="preserve"> — modifié — </w:t>
       </w:r>
-      <w:hyperlink w:history="1" r:id="rIdjt8mordxit9f8nacu8hr4">
+      <w:hyperlink w:history="1" r:id="rId0xnkuwpud6r6tdht7dbs4">
         <w:r>
           <w:rPr>
             <w:rStyle w:val="Hyperlink"/>
@@ -599,7 +599,7 @@
       <w:r>
         <w:t xml:space="preserve"> — modifié — </w:t>
       </w:r>
-      <w:hyperlink w:history="1" r:id="rIdzsueeni9ys6byauvgmf8s">
+      <w:hyperlink w:history="1" r:id="rIdk5smi4cfchftlvwc7n4ah">
         <w:r>
           <w:rPr>
             <w:rStyle w:val="Hyperlink"/>
@@ -636,7 +636,7 @@
       <w:r>
         <w:t xml:space="preserve"> — modifié — </w:t>
       </w:r>
-      <w:hyperlink w:history="1" r:id="rId4acmxq0yzxux3eyi4gx4i">
+      <w:hyperlink w:history="1" r:id="rId5ea8wgye3gvreklyqg_ot">
         <w:r>
           <w:rPr>
             <w:rStyle w:val="Hyperlink"/>
@@ -665,7 +665,7 @@
       <w:r>
         <w:t xml:space="preserve"> — modifié — </w:t>
       </w:r>
-      <w:hyperlink w:history="1" r:id="rIdfe05nnnix_jd3yxqvdwea">
+      <w:hyperlink w:history="1" r:id="rIdmeoz0lfzo5ulpcakhrkhh">
         <w:r>
           <w:rPr>
             <w:rStyle w:val="Hyperlink"/>
@@ -694,7 +694,7 @@
       <w:r>
         <w:t xml:space="preserve"> — modifié — </w:t>
       </w:r>
-      <w:hyperlink w:history="1" r:id="rIdtxuqjoq0oqiji7tsydkvp">
+      <w:hyperlink w:history="1" r:id="rId8wdkzxytkxnf9h4vqlpup">
         <w:r>
           <w:rPr>
             <w:rStyle w:val="Hyperlink"/>
@@ -723,7 +723,7 @@
       <w:r>
         <w:t xml:space="preserve"> — créé — </w:t>
       </w:r>
-      <w:hyperlink w:history="1" r:id="rIdrjww7nbv7hmtn4lgrrlmd">
+      <w:hyperlink w:history="1" r:id="rIdfgoc1qe6r5l3xrtnfm2nf">
         <w:r>
           <w:rPr>
             <w:rStyle w:val="Hyperlink"/>
@@ -752,7 +752,7 @@
       <w:r>
         <w:t xml:space="preserve"> — modifié — </w:t>
       </w:r>
-      <w:hyperlink w:history="1" r:id="rIdpew86iu3n32ti1dode1bk">
+      <w:hyperlink w:history="1" r:id="rIdssa2-oa5mshfbr1owfmv5">
         <w:r>
           <w:rPr>
             <w:rStyle w:val="Hyperlink"/>

--- a/docs/developpement/phases/word/PHASE_60_HYGIENE_SUR_LA_TABLETTE_DES_CAISSIERES_PHOTOS_DETIQUETTES.docx
+++ b/docs/developpement/phases/word/PHASE_60_HYGIENE_SUR_LA_TABLETTE_DES_CAISSIERES_PHOTOS_DETIQUETTES.docx
@@ -20,7 +20,7 @@
       <w:r>
         <w:t xml:space="preserve">FlaiX Expert · dossier de développement · généré le 2026-10-19 depuis le dépôt </w:t>
       </w:r>
-      <w:hyperlink w:history="1" r:id="rIdefqbdir1ulp_ev-xpbhai">
+      <w:hyperlink w:history="1" r:id="rIdxzkxvojfy-hqvrufrmhcu">
         <w:r>
           <w:rPr>
             <w:rStyle w:val="Hyperlink"/>
@@ -440,7 +440,7 @@
           <w:numId w:val="2"/>
         </w:numPr>
       </w:pPr>
-      <w:hyperlink w:history="1" r:id="rId9k8awjg75ylioo29h8xcf">
+      <w:hyperlink w:history="1" r:id="rIds90lhieytubwkodyiow2h">
         <w:r>
           <w:rPr>
             <w:rStyle w:val="Hyperlink"/>
@@ -488,7 +488,7 @@
       <w:r>
         <w:t xml:space="preserve"> — créé — </w:t>
       </w:r>
-      <w:hyperlink w:history="1" r:id="rIddphfbknw2akrigt79nomv">
+      <w:hyperlink w:history="1" r:id="rId2nph8nqxnuoutpwu44vpy">
         <w:r>
           <w:rPr>
             <w:rStyle w:val="Hyperlink"/>
@@ -525,7 +525,7 @@
       <w:r>
         <w:t xml:space="preserve"> — modifié — </w:t>
       </w:r>
-      <w:hyperlink w:history="1" r:id="rIdfhxwjlpzrbdtk7lslvwxq">
+      <w:hyperlink w:history="1" r:id="rIdcxdg33zgk1xernklmj9rh">
         <w:r>
           <w:rPr>
             <w:rStyle w:val="Hyperlink"/>
@@ -562,7 +562,7 @@
       <w:r>
         <w:t xml:space="preserve"> — modifié — </w:t>
       </w:r>
-      <w:hyperlink w:history="1" r:id="rId0xnkuwpud6r6tdht7dbs4">
+      <w:hyperlink w:history="1" r:id="rIdg6hwgao9q2vevy1escb3i">
         <w:r>
           <w:rPr>
             <w:rStyle w:val="Hyperlink"/>
@@ -599,7 +599,7 @@
       <w:r>
         <w:t xml:space="preserve"> — modifié — </w:t>
       </w:r>
-      <w:hyperlink w:history="1" r:id="rIdk5smi4cfchftlvwc7n4ah">
+      <w:hyperlink w:history="1" r:id="rIdek3c963k8crn5lfyypnms">
         <w:r>
           <w:rPr>
             <w:rStyle w:val="Hyperlink"/>
@@ -636,7 +636,7 @@
       <w:r>
         <w:t xml:space="preserve"> — modifié — </w:t>
       </w:r>
-      <w:hyperlink w:history="1" r:id="rId5ea8wgye3gvreklyqg_ot">
+      <w:hyperlink w:history="1" r:id="rIdbmxytsrbg3las8lcivthr">
         <w:r>
           <w:rPr>
             <w:rStyle w:val="Hyperlink"/>
@@ -665,7 +665,7 @@
       <w:r>
         <w:t xml:space="preserve"> — modifié — </w:t>
       </w:r>
-      <w:hyperlink w:history="1" r:id="rIdmeoz0lfzo5ulpcakhrkhh">
+      <w:hyperlink w:history="1" r:id="rIdd7vdg_eam28mtvjrb8qem">
         <w:r>
           <w:rPr>
             <w:rStyle w:val="Hyperlink"/>
@@ -694,7 +694,7 @@
       <w:r>
         <w:t xml:space="preserve"> — modifié — </w:t>
       </w:r>
-      <w:hyperlink w:history="1" r:id="rId8wdkzxytkxnf9h4vqlpup">
+      <w:hyperlink w:history="1" r:id="rId-30utc2h4ha-wbud98yi-">
         <w:r>
           <w:rPr>
             <w:rStyle w:val="Hyperlink"/>
@@ -723,7 +723,7 @@
       <w:r>
         <w:t xml:space="preserve"> — créé — </w:t>
       </w:r>
-      <w:hyperlink w:history="1" r:id="rIdfgoc1qe6r5l3xrtnfm2nf">
+      <w:hyperlink w:history="1" r:id="rIdrrp2hy0tvdky6y_mnwvmn">
         <w:r>
           <w:rPr>
             <w:rStyle w:val="Hyperlink"/>
@@ -752,7 +752,7 @@
       <w:r>
         <w:t xml:space="preserve"> — modifié — </w:t>
       </w:r>
-      <w:hyperlink w:history="1" r:id="rIdssa2-oa5mshfbr1owfmv5">
+      <w:hyperlink w:history="1" r:id="rIdyg8gdnb-yjnog93w2pqfh">
         <w:r>
           <w:rPr>
             <w:rStyle w:val="Hyperlink"/>

--- a/docs/developpement/phases/word/PHASE_60_HYGIENE_SUR_LA_TABLETTE_DES_CAISSIERES_PHOTOS_DETIQUETTES.docx
+++ b/docs/developpement/phases/word/PHASE_60_HYGIENE_SUR_LA_TABLETTE_DES_CAISSIERES_PHOTOS_DETIQUETTES.docx
@@ -18,9 +18,9 @@
         <w:shd w:fill="F6F3FF" w:color="auto" w:val="clear"/>
       </w:pPr>
       <w:r>
-        <w:t xml:space="preserve">FlaiX Expert · dossier de développement · généré le 2026-10-19 depuis le dépôt </w:t>
-      </w:r>
-      <w:hyperlink w:history="1" r:id="rIdxzkxvojfy-hqvrufrmhcu">
+        <w:t xml:space="preserve">FlaiX Expert · dossier de développement · généré le 2026-10-21 depuis le dépôt </w:t>
+      </w:r>
+      <w:hyperlink w:history="1" r:id="rIdcdghpu2ankn1r2kufj8ij">
         <w:r>
           <w:rPr>
             <w:rStyle w:val="Hyperlink"/>
@@ -440,7 +440,7 @@
           <w:numId w:val="2"/>
         </w:numPr>
       </w:pPr>
-      <w:hyperlink w:history="1" r:id="rIds90lhieytubwkodyiow2h">
+      <w:hyperlink w:history="1" r:id="rIdgk9yvefpr5fobv8fqw-zq">
         <w:r>
           <w:rPr>
             <w:rStyle w:val="Hyperlink"/>
@@ -488,7 +488,7 @@
       <w:r>
         <w:t xml:space="preserve"> — créé — </w:t>
       </w:r>
-      <w:hyperlink w:history="1" r:id="rId2nph8nqxnuoutpwu44vpy">
+      <w:hyperlink w:history="1" r:id="rIdif116cvi67t_hm9g6tqgf">
         <w:r>
           <w:rPr>
             <w:rStyle w:val="Hyperlink"/>
@@ -525,7 +525,7 @@
       <w:r>
         <w:t xml:space="preserve"> — modifié — </w:t>
       </w:r>
-      <w:hyperlink w:history="1" r:id="rIdcxdg33zgk1xernklmj9rh">
+      <w:hyperlink w:history="1" r:id="rIdlhqtaewu2y2tx0ajafeof">
         <w:r>
           <w:rPr>
             <w:rStyle w:val="Hyperlink"/>
@@ -562,7 +562,7 @@
       <w:r>
         <w:t xml:space="preserve"> — modifié — </w:t>
       </w:r>
-      <w:hyperlink w:history="1" r:id="rIdg6hwgao9q2vevy1escb3i">
+      <w:hyperlink w:history="1" r:id="rId1xtu0auyzfhldtv0qh-ne">
         <w:r>
           <w:rPr>
             <w:rStyle w:val="Hyperlink"/>
@@ -599,7 +599,7 @@
       <w:r>
         <w:t xml:space="preserve"> — modifié — </w:t>
       </w:r>
-      <w:hyperlink w:history="1" r:id="rIdek3c963k8crn5lfyypnms">
+      <w:hyperlink w:history="1" r:id="rIdnz6rqewfl399ei2wquoal">
         <w:r>
           <w:rPr>
             <w:rStyle w:val="Hyperlink"/>
@@ -636,7 +636,7 @@
       <w:r>
         <w:t xml:space="preserve"> — modifié — </w:t>
       </w:r>
-      <w:hyperlink w:history="1" r:id="rIdbmxytsrbg3las8lcivthr">
+      <w:hyperlink w:history="1" r:id="rIdovh2tmj5lc0ler2mck8lm">
         <w:r>
           <w:rPr>
             <w:rStyle w:val="Hyperlink"/>
@@ -665,7 +665,7 @@
       <w:r>
         <w:t xml:space="preserve"> — modifié — </w:t>
       </w:r>
-      <w:hyperlink w:history="1" r:id="rIdd7vdg_eam28mtvjrb8qem">
+      <w:hyperlink w:history="1" r:id="rIdjlmv47fpzs9yr0h1zkuq9">
         <w:r>
           <w:rPr>
             <w:rStyle w:val="Hyperlink"/>
@@ -694,7 +694,7 @@
       <w:r>
         <w:t xml:space="preserve"> — modifié — </w:t>
       </w:r>
-      <w:hyperlink w:history="1" r:id="rId-30utc2h4ha-wbud98yi-">
+      <w:hyperlink w:history="1" r:id="rIdttqfdnkaogvuz3akh124d">
         <w:r>
           <w:rPr>
             <w:rStyle w:val="Hyperlink"/>
@@ -723,7 +723,7 @@
       <w:r>
         <w:t xml:space="preserve"> — créé — </w:t>
       </w:r>
-      <w:hyperlink w:history="1" r:id="rIdrrp2hy0tvdky6y_mnwvmn">
+      <w:hyperlink w:history="1" r:id="rIdwk82myqmbuzg2xvlcdxzi">
         <w:r>
           <w:rPr>
             <w:rStyle w:val="Hyperlink"/>
@@ -752,7 +752,7 @@
       <w:r>
         <w:t xml:space="preserve"> — modifié — </w:t>
       </w:r>
-      <w:hyperlink w:history="1" r:id="rIdyg8gdnb-yjnog93w2pqfh">
+      <w:hyperlink w:history="1" r:id="rId1nrjz6vygdrnjxrwsbcc7">
         <w:r>
           <w:rPr>
             <w:rStyle w:val="Hyperlink"/>

--- a/docs/developpement/phases/word/PHASE_60_HYGIENE_SUR_LA_TABLETTE_DES_CAISSIERES_PHOTOS_DETIQUETTES.docx
+++ b/docs/developpement/phases/word/PHASE_60_HYGIENE_SUR_LA_TABLETTE_DES_CAISSIERES_PHOTOS_DETIQUETTES.docx
@@ -20,7 +20,7 @@
       <w:r>
         <w:t xml:space="preserve">FlaiX Expert · dossier de développement · généré le 2026-10-21 depuis le dépôt </w:t>
       </w:r>
-      <w:hyperlink w:history="1" r:id="rIdcdghpu2ankn1r2kufj8ij">
+      <w:hyperlink w:history="1" r:id="rIdulb58ayfe6rswspc2vw87">
         <w:r>
           <w:rPr>
             <w:rStyle w:val="Hyperlink"/>
@@ -440,7 +440,7 @@
           <w:numId w:val="2"/>
         </w:numPr>
       </w:pPr>
-      <w:hyperlink w:history="1" r:id="rIdgk9yvefpr5fobv8fqw-zq">
+      <w:hyperlink w:history="1" r:id="rIdl5v5dx51mcsenuea5ykho">
         <w:r>
           <w:rPr>
             <w:rStyle w:val="Hyperlink"/>
@@ -488,7 +488,7 @@
       <w:r>
         <w:t xml:space="preserve"> — créé — </w:t>
       </w:r>
-      <w:hyperlink w:history="1" r:id="rIdif116cvi67t_hm9g6tqgf">
+      <w:hyperlink w:history="1" r:id="rIdzpwfovllwctqotm95vwoe">
         <w:r>
           <w:rPr>
             <w:rStyle w:val="Hyperlink"/>
@@ -525,7 +525,7 @@
       <w:r>
         <w:t xml:space="preserve"> — modifié — </w:t>
       </w:r>
-      <w:hyperlink w:history="1" r:id="rIdlhqtaewu2y2tx0ajafeof">
+      <w:hyperlink w:history="1" r:id="rIdh0mo9lqqpkxnisqae6hpa">
         <w:r>
           <w:rPr>
             <w:rStyle w:val="Hyperlink"/>
@@ -562,7 +562,7 @@
       <w:r>
         <w:t xml:space="preserve"> — modifié — </w:t>
       </w:r>
-      <w:hyperlink w:history="1" r:id="rId1xtu0auyzfhldtv0qh-ne">
+      <w:hyperlink w:history="1" r:id="rIdi65c23clnd9tuax-68wqr">
         <w:r>
           <w:rPr>
             <w:rStyle w:val="Hyperlink"/>
@@ -599,7 +599,7 @@
       <w:r>
         <w:t xml:space="preserve"> — modifié — </w:t>
       </w:r>
-      <w:hyperlink w:history="1" r:id="rIdnz6rqewfl399ei2wquoal">
+      <w:hyperlink w:history="1" r:id="rIdlmumx-4quwcb3qh7zzu8y">
         <w:r>
           <w:rPr>
             <w:rStyle w:val="Hyperlink"/>
@@ -636,7 +636,7 @@
       <w:r>
         <w:t xml:space="preserve"> — modifié — </w:t>
       </w:r>
-      <w:hyperlink w:history="1" r:id="rIdovh2tmj5lc0ler2mck8lm">
+      <w:hyperlink w:history="1" r:id="rIdbtki2vu656og-sphqsgb8">
         <w:r>
           <w:rPr>
             <w:rStyle w:val="Hyperlink"/>
@@ -665,7 +665,7 @@
       <w:r>
         <w:t xml:space="preserve"> — modifié — </w:t>
       </w:r>
-      <w:hyperlink w:history="1" r:id="rIdjlmv47fpzs9yr0h1zkuq9">
+      <w:hyperlink w:history="1" r:id="rIde1fbs8itan5mvfzio3ogq">
         <w:r>
           <w:rPr>
             <w:rStyle w:val="Hyperlink"/>
@@ -694,7 +694,7 @@
       <w:r>
         <w:t xml:space="preserve"> — modifié — </w:t>
       </w:r>
-      <w:hyperlink w:history="1" r:id="rIdttqfdnkaogvuz3akh124d">
+      <w:hyperlink w:history="1" r:id="rIdetztm0b_s3gksre1tlngc">
         <w:r>
           <w:rPr>
             <w:rStyle w:val="Hyperlink"/>
@@ -723,7 +723,7 @@
       <w:r>
         <w:t xml:space="preserve"> — créé — </w:t>
       </w:r>
-      <w:hyperlink w:history="1" r:id="rIdwk82myqmbuzg2xvlcdxzi">
+      <w:hyperlink w:history="1" r:id="rId_hxragccb869jwtiyk9eb">
         <w:r>
           <w:rPr>
             <w:rStyle w:val="Hyperlink"/>
@@ -752,7 +752,7 @@
       <w:r>
         <w:t xml:space="preserve"> — modifié — </w:t>
       </w:r>
-      <w:hyperlink w:history="1" r:id="rId1nrjz6vygdrnjxrwsbcc7">
+      <w:hyperlink w:history="1" r:id="rId0uttdofus75265rl2tdrd">
         <w:r>
           <w:rPr>
             <w:rStyle w:val="Hyperlink"/>

--- a/docs/developpement/phases/word/PHASE_60_HYGIENE_SUR_LA_TABLETTE_DES_CAISSIERES_PHOTOS_DETIQUETTES.docx
+++ b/docs/developpement/phases/word/PHASE_60_HYGIENE_SUR_LA_TABLETTE_DES_CAISSIERES_PHOTOS_DETIQUETTES.docx
@@ -18,9 +18,9 @@
         <w:shd w:fill="F6F3FF" w:color="auto" w:val="clear"/>
       </w:pPr>
       <w:r>
-        <w:t xml:space="preserve">FlaiX Expert · dossier de développement · généré le 2026-10-21 depuis le dépôt </w:t>
-      </w:r>
-      <w:hyperlink w:history="1" r:id="rIdulb58ayfe6rswspc2vw87">
+        <w:t xml:space="preserve">FlaiX Expert · dossier de développement · généré le 2026-10-23 depuis le dépôt </w:t>
+      </w:r>
+      <w:hyperlink w:history="1" r:id="rId7urrkmt7ffqncjbzlftnl">
         <w:r>
           <w:rPr>
             <w:rStyle w:val="Hyperlink"/>
@@ -440,7 +440,7 @@
           <w:numId w:val="2"/>
         </w:numPr>
       </w:pPr>
-      <w:hyperlink w:history="1" r:id="rIdl5v5dx51mcsenuea5ykho">
+      <w:hyperlink w:history="1" r:id="rIdj9bkunyyd85414mxdd74x">
         <w:r>
           <w:rPr>
             <w:rStyle w:val="Hyperlink"/>
@@ -488,7 +488,7 @@
       <w:r>
         <w:t xml:space="preserve"> — créé — </w:t>
       </w:r>
-      <w:hyperlink w:history="1" r:id="rIdzpwfovllwctqotm95vwoe">
+      <w:hyperlink w:history="1" r:id="rIdrxflt2qualwgzbsdwie-k">
         <w:r>
           <w:rPr>
             <w:rStyle w:val="Hyperlink"/>
@@ -525,7 +525,7 @@
       <w:r>
         <w:t xml:space="preserve"> — modifié — </w:t>
       </w:r>
-      <w:hyperlink w:history="1" r:id="rIdh0mo9lqqpkxnisqae6hpa">
+      <w:hyperlink w:history="1" r:id="rIdhlho517uhcg5yrj19lp1b">
         <w:r>
           <w:rPr>
             <w:rStyle w:val="Hyperlink"/>
@@ -562,7 +562,7 @@
       <w:r>
         <w:t xml:space="preserve"> — modifié — </w:t>
       </w:r>
-      <w:hyperlink w:history="1" r:id="rIdi65c23clnd9tuax-68wqr">
+      <w:hyperlink w:history="1" r:id="rId47raw79qnmh8jekjzq6jk">
         <w:r>
           <w:rPr>
             <w:rStyle w:val="Hyperlink"/>
@@ -599,7 +599,7 @@
       <w:r>
         <w:t xml:space="preserve"> — modifié — </w:t>
       </w:r>
-      <w:hyperlink w:history="1" r:id="rIdlmumx-4quwcb3qh7zzu8y">
+      <w:hyperlink w:history="1" r:id="rIdcm2mkzbmwpgpsja5qavuu">
         <w:r>
           <w:rPr>
             <w:rStyle w:val="Hyperlink"/>
@@ -636,7 +636,7 @@
       <w:r>
         <w:t xml:space="preserve"> — modifié — </w:t>
       </w:r>
-      <w:hyperlink w:history="1" r:id="rIdbtki2vu656og-sphqsgb8">
+      <w:hyperlink w:history="1" r:id="rIdy_fmkzpuwakgf_povtmpy">
         <w:r>
           <w:rPr>
             <w:rStyle w:val="Hyperlink"/>
@@ -665,7 +665,7 @@
       <w:r>
         <w:t xml:space="preserve"> — modifié — </w:t>
       </w:r>
-      <w:hyperlink w:history="1" r:id="rIde1fbs8itan5mvfzio3ogq">
+      <w:hyperlink w:history="1" r:id="rId809nwjl3pyfcekj_oik6u">
         <w:r>
           <w:rPr>
             <w:rStyle w:val="Hyperlink"/>
@@ -694,7 +694,7 @@
       <w:r>
         <w:t xml:space="preserve"> — modifié — </w:t>
       </w:r>
-      <w:hyperlink w:history="1" r:id="rIdetztm0b_s3gksre1tlngc">
+      <w:hyperlink w:history="1" r:id="rIdpqt7dd8mg8vaftgd70m5f">
         <w:r>
           <w:rPr>
             <w:rStyle w:val="Hyperlink"/>
@@ -723,7 +723,7 @@
       <w:r>
         <w:t xml:space="preserve"> — créé — </w:t>
       </w:r>
-      <w:hyperlink w:history="1" r:id="rId_hxragccb869jwtiyk9eb">
+      <w:hyperlink w:history="1" r:id="rIdomdpttnanurqgv_k-bmlq">
         <w:r>
           <w:rPr>
             <w:rStyle w:val="Hyperlink"/>
@@ -752,7 +752,7 @@
       <w:r>
         <w:t xml:space="preserve"> — modifié — </w:t>
       </w:r>
-      <w:hyperlink w:history="1" r:id="rId0uttdofus75265rl2tdrd">
+      <w:hyperlink w:history="1" r:id="rIdoi6ls0vi0cght1hmjdz-f">
         <w:r>
           <w:rPr>
             <w:rStyle w:val="Hyperlink"/>

--- a/docs/developpement/phases/word/PHASE_60_HYGIENE_SUR_LA_TABLETTE_DES_CAISSIERES_PHOTOS_DETIQUETTES.docx
+++ b/docs/developpement/phases/word/PHASE_60_HYGIENE_SUR_LA_TABLETTE_DES_CAISSIERES_PHOTOS_DETIQUETTES.docx
@@ -18,9 +18,9 @@
         <w:shd w:fill="F6F3FF" w:color="auto" w:val="clear"/>
       </w:pPr>
       <w:r>
-        <w:t xml:space="preserve">FlaiX Expert · dossier de développement · généré le 2026-10-23 depuis le dépôt </w:t>
-      </w:r>
-      <w:hyperlink w:history="1" r:id="rId7urrkmt7ffqncjbzlftnl">
+        <w:t xml:space="preserve">FlaiX Expert · dossier de développement · généré le 2026-10-24 depuis le dépôt </w:t>
+      </w:r>
+      <w:hyperlink w:history="1" r:id="rIdivco2djvsjzqmdyb6glla">
         <w:r>
           <w:rPr>
             <w:rStyle w:val="Hyperlink"/>
@@ -440,7 +440,7 @@
           <w:numId w:val="2"/>
         </w:numPr>
       </w:pPr>
-      <w:hyperlink w:history="1" r:id="rIdj9bkunyyd85414mxdd74x">
+      <w:hyperlink w:history="1" r:id="rIdaqgiq0muosjdpzpkbbfpq">
         <w:r>
           <w:rPr>
             <w:rStyle w:val="Hyperlink"/>
@@ -488,7 +488,7 @@
       <w:r>
         <w:t xml:space="preserve"> — créé — </w:t>
       </w:r>
-      <w:hyperlink w:history="1" r:id="rIdrxflt2qualwgzbsdwie-k">
+      <w:hyperlink w:history="1" r:id="rIdsohs23zvadvyozy_3leyi">
         <w:r>
           <w:rPr>
             <w:rStyle w:val="Hyperlink"/>
@@ -525,7 +525,7 @@
       <w:r>
         <w:t xml:space="preserve"> — modifié — </w:t>
       </w:r>
-      <w:hyperlink w:history="1" r:id="rIdhlho517uhcg5yrj19lp1b">
+      <w:hyperlink w:history="1" r:id="rIdrldxuwqdes2gsiolnxvg1">
         <w:r>
           <w:rPr>
             <w:rStyle w:val="Hyperlink"/>
@@ -562,7 +562,7 @@
       <w:r>
         <w:t xml:space="preserve"> — modifié — </w:t>
       </w:r>
-      <w:hyperlink w:history="1" r:id="rId47raw79qnmh8jekjzq6jk">
+      <w:hyperlink w:history="1" r:id="rId16raf8ih2xjcatlzq-us4">
         <w:r>
           <w:rPr>
             <w:rStyle w:val="Hyperlink"/>
@@ -599,7 +599,7 @@
       <w:r>
         <w:t xml:space="preserve"> — modifié — </w:t>
       </w:r>
-      <w:hyperlink w:history="1" r:id="rIdcm2mkzbmwpgpsja5qavuu">
+      <w:hyperlink w:history="1" r:id="rIddopoj3sc0gefxq60cx1zd">
         <w:r>
           <w:rPr>
             <w:rStyle w:val="Hyperlink"/>
@@ -636,7 +636,7 @@
       <w:r>
         <w:t xml:space="preserve"> — modifié — </w:t>
       </w:r>
-      <w:hyperlink w:history="1" r:id="rIdy_fmkzpuwakgf_povtmpy">
+      <w:hyperlink w:history="1" r:id="rIdqucemq1zvc8c1tbliowce">
         <w:r>
           <w:rPr>
             <w:rStyle w:val="Hyperlink"/>
@@ -665,7 +665,7 @@
       <w:r>
         <w:t xml:space="preserve"> — modifié — </w:t>
       </w:r>
-      <w:hyperlink w:history="1" r:id="rId809nwjl3pyfcekj_oik6u">
+      <w:hyperlink w:history="1" r:id="rIdpmabutqdt5lzzaapkbgte">
         <w:r>
           <w:rPr>
             <w:rStyle w:val="Hyperlink"/>
@@ -694,7 +694,7 @@
       <w:r>
         <w:t xml:space="preserve"> — modifié — </w:t>
       </w:r>
-      <w:hyperlink w:history="1" r:id="rIdpqt7dd8mg8vaftgd70m5f">
+      <w:hyperlink w:history="1" r:id="rIdrg_-orqsyd-p2wm8pmtqv">
         <w:r>
           <w:rPr>
             <w:rStyle w:val="Hyperlink"/>
@@ -723,7 +723,7 @@
       <w:r>
         <w:t xml:space="preserve"> — créé — </w:t>
       </w:r>
-      <w:hyperlink w:history="1" r:id="rIdomdpttnanurqgv_k-bmlq">
+      <w:hyperlink w:history="1" r:id="rIdvnyq8li7uakcrz-lbvn7f">
         <w:r>
           <w:rPr>
             <w:rStyle w:val="Hyperlink"/>
@@ -752,7 +752,7 @@
       <w:r>
         <w:t xml:space="preserve"> — modifié — </w:t>
       </w:r>
-      <w:hyperlink w:history="1" r:id="rIdoi6ls0vi0cght1hmjdz-f">
+      <w:hyperlink w:history="1" r:id="rIdnkm0odsb_ilhbqvqukmzj">
         <w:r>
           <w:rPr>
             <w:rStyle w:val="Hyperlink"/>

--- a/docs/developpement/phases/word/PHASE_60_HYGIENE_SUR_LA_TABLETTE_DES_CAISSIERES_PHOTOS_DETIQUETTES.docx
+++ b/docs/developpement/phases/word/PHASE_60_HYGIENE_SUR_LA_TABLETTE_DES_CAISSIERES_PHOTOS_DETIQUETTES.docx
@@ -18,9 +18,9 @@
         <w:shd w:fill="F6F3FF" w:color="auto" w:val="clear"/>
       </w:pPr>
       <w:r>
-        <w:t xml:space="preserve">FlaiX Expert · dossier de développement · généré le 2026-10-24 depuis le dépôt </w:t>
-      </w:r>
-      <w:hyperlink w:history="1" r:id="rIdivco2djvsjzqmdyb6glla">
+        <w:t xml:space="preserve">FlaiX Expert · dossier de développement · généré le 2026-10-25 depuis le dépôt </w:t>
+      </w:r>
+      <w:hyperlink w:history="1" r:id="rIdm5hvn-faajqjsg6mjolvf">
         <w:r>
           <w:rPr>
             <w:rStyle w:val="Hyperlink"/>
@@ -440,7 +440,7 @@
           <w:numId w:val="2"/>
         </w:numPr>
       </w:pPr>
-      <w:hyperlink w:history="1" r:id="rIdaqgiq0muosjdpzpkbbfpq">
+      <w:hyperlink w:history="1" r:id="rIdfsmt8pwrnlmqs0bh3igxv">
         <w:r>
           <w:rPr>
             <w:rStyle w:val="Hyperlink"/>
@@ -488,7 +488,7 @@
       <w:r>
         <w:t xml:space="preserve"> — créé — </w:t>
       </w:r>
-      <w:hyperlink w:history="1" r:id="rIdsohs23zvadvyozy_3leyi">
+      <w:hyperlink w:history="1" r:id="rIdh9rurzfkxdc1he4vs_4um">
         <w:r>
           <w:rPr>
             <w:rStyle w:val="Hyperlink"/>
@@ -525,7 +525,7 @@
       <w:r>
         <w:t xml:space="preserve"> — modifié — </w:t>
       </w:r>
-      <w:hyperlink w:history="1" r:id="rIdrldxuwqdes2gsiolnxvg1">
+      <w:hyperlink w:history="1" r:id="rIdf0zbuj0r8hjzxppktenei">
         <w:r>
           <w:rPr>
             <w:rStyle w:val="Hyperlink"/>
@@ -562,7 +562,7 @@
       <w:r>
         <w:t xml:space="preserve"> — modifié — </w:t>
       </w:r>
-      <w:hyperlink w:history="1" r:id="rId16raf8ih2xjcatlzq-us4">
+      <w:hyperlink w:history="1" r:id="rIdrszqfvo1i9wgpx9di_qek">
         <w:r>
           <w:rPr>
             <w:rStyle w:val="Hyperlink"/>
@@ -599,7 +599,7 @@
       <w:r>
         <w:t xml:space="preserve"> — modifié — </w:t>
       </w:r>
-      <w:hyperlink w:history="1" r:id="rIddopoj3sc0gefxq60cx1zd">
+      <w:hyperlink w:history="1" r:id="rIdgr0rnsi5arhciggpfgsjk">
         <w:r>
           <w:rPr>
             <w:rStyle w:val="Hyperlink"/>
@@ -636,7 +636,7 @@
       <w:r>
         <w:t xml:space="preserve"> — modifié — </w:t>
       </w:r>
-      <w:hyperlink w:history="1" r:id="rIdqucemq1zvc8c1tbliowce">
+      <w:hyperlink w:history="1" r:id="rIdylmtjp50hn_dcapba6c6w">
         <w:r>
           <w:rPr>
             <w:rStyle w:val="Hyperlink"/>
@@ -665,7 +665,7 @@
       <w:r>
         <w:t xml:space="preserve"> — modifié — </w:t>
       </w:r>
-      <w:hyperlink w:history="1" r:id="rIdpmabutqdt5lzzaapkbgte">
+      <w:hyperlink w:history="1" r:id="rIdmensvcc4pjvgajxufmduk">
         <w:r>
           <w:rPr>
             <w:rStyle w:val="Hyperlink"/>
@@ -694,7 +694,7 @@
       <w:r>
         <w:t xml:space="preserve"> — modifié — </w:t>
       </w:r>
-      <w:hyperlink w:history="1" r:id="rIdrg_-orqsyd-p2wm8pmtqv">
+      <w:hyperlink w:history="1" r:id="rIds64qr5ftioy5hxy2axqxl">
         <w:r>
           <w:rPr>
             <w:rStyle w:val="Hyperlink"/>
@@ -723,7 +723,7 @@
       <w:r>
         <w:t xml:space="preserve"> — créé — </w:t>
       </w:r>
-      <w:hyperlink w:history="1" r:id="rIdvnyq8li7uakcrz-lbvn7f">
+      <w:hyperlink w:history="1" r:id="rIdt2dt7bbazumfep68iznzh">
         <w:r>
           <w:rPr>
             <w:rStyle w:val="Hyperlink"/>
@@ -752,7 +752,7 @@
       <w:r>
         <w:t xml:space="preserve"> — modifié — </w:t>
       </w:r>
-      <w:hyperlink w:history="1" r:id="rIdnkm0odsb_ilhbqvqukmzj">
+      <w:hyperlink w:history="1" r:id="rIdpynpd-ipej78chbsoyxri">
         <w:r>
           <w:rPr>
             <w:rStyle w:val="Hyperlink"/>

--- a/docs/developpement/phases/word/PHASE_60_HYGIENE_SUR_LA_TABLETTE_DES_CAISSIERES_PHOTOS_DETIQUETTES.docx
+++ b/docs/developpement/phases/word/PHASE_60_HYGIENE_SUR_LA_TABLETTE_DES_CAISSIERES_PHOTOS_DETIQUETTES.docx
@@ -20,7 +20,7 @@
       <w:r>
         <w:t xml:space="preserve">FlaiX Expert · dossier de développement · généré le 2026-10-25 depuis le dépôt </w:t>
       </w:r>
-      <w:hyperlink w:history="1" r:id="rIdm5hvn-faajqjsg6mjolvf">
+      <w:hyperlink w:history="1" r:id="rIdfhtq5_ybuae6igy9eepmt">
         <w:r>
           <w:rPr>
             <w:rStyle w:val="Hyperlink"/>
@@ -440,7 +440,7 @@
           <w:numId w:val="2"/>
         </w:numPr>
       </w:pPr>
-      <w:hyperlink w:history="1" r:id="rIdfsmt8pwrnlmqs0bh3igxv">
+      <w:hyperlink w:history="1" r:id="rIduens3hxphfegh-8nkz9jf">
         <w:r>
           <w:rPr>
             <w:rStyle w:val="Hyperlink"/>
@@ -488,7 +488,7 @@
       <w:r>
         <w:t xml:space="preserve"> — créé — </w:t>
       </w:r>
-      <w:hyperlink w:history="1" r:id="rIdh9rurzfkxdc1he4vs_4um">
+      <w:hyperlink w:history="1" r:id="rIdggmzp3voguik-lp8wm4ph">
         <w:r>
           <w:rPr>
             <w:rStyle w:val="Hyperlink"/>
@@ -525,7 +525,7 @@
       <w:r>
         <w:t xml:space="preserve"> — modifié — </w:t>
       </w:r>
-      <w:hyperlink w:history="1" r:id="rIdf0zbuj0r8hjzxppktenei">
+      <w:hyperlink w:history="1" r:id="rIdzsbxpszqui1fvwr2-grv2">
         <w:r>
           <w:rPr>
             <w:rStyle w:val="Hyperlink"/>
@@ -562,7 +562,7 @@
       <w:r>
         <w:t xml:space="preserve"> — modifié — </w:t>
       </w:r>
-      <w:hyperlink w:history="1" r:id="rIdrszqfvo1i9wgpx9di_qek">
+      <w:hyperlink w:history="1" r:id="rIdopo9udw703oo4uvaife84">
         <w:r>
           <w:rPr>
             <w:rStyle w:val="Hyperlink"/>
@@ -599,7 +599,7 @@
       <w:r>
         <w:t xml:space="preserve"> — modifié — </w:t>
       </w:r>
-      <w:hyperlink w:history="1" r:id="rIdgr0rnsi5arhciggpfgsjk">
+      <w:hyperlink w:history="1" r:id="rIdv5bz8i7-3ldvzibz5fjbe">
         <w:r>
           <w:rPr>
             <w:rStyle w:val="Hyperlink"/>
@@ -636,7 +636,7 @@
       <w:r>
         <w:t xml:space="preserve"> — modifié — </w:t>
       </w:r>
-      <w:hyperlink w:history="1" r:id="rIdylmtjp50hn_dcapba6c6w">
+      <w:hyperlink w:history="1" r:id="rIdalu-d6-pyh21yujwgczfi">
         <w:r>
           <w:rPr>
             <w:rStyle w:val="Hyperlink"/>
@@ -665,7 +665,7 @@
       <w:r>
         <w:t xml:space="preserve"> — modifié — </w:t>
       </w:r>
-      <w:hyperlink w:history="1" r:id="rIdmensvcc4pjvgajxufmduk">
+      <w:hyperlink w:history="1" r:id="rIdxl3f0-3zs5wy2verdw9kn">
         <w:r>
           <w:rPr>
             <w:rStyle w:val="Hyperlink"/>
@@ -694,7 +694,7 @@
       <w:r>
         <w:t xml:space="preserve"> — modifié — </w:t>
       </w:r>
-      <w:hyperlink w:history="1" r:id="rIds64qr5ftioy5hxy2axqxl">
+      <w:hyperlink w:history="1" r:id="rIduvjk4hthevkzje3mcn2cq">
         <w:r>
           <w:rPr>
             <w:rStyle w:val="Hyperlink"/>
@@ -723,7 +723,7 @@
       <w:r>
         <w:t xml:space="preserve"> — créé — </w:t>
       </w:r>
-      <w:hyperlink w:history="1" r:id="rIdt2dt7bbazumfep68iznzh">
+      <w:hyperlink w:history="1" r:id="rIdjxim1-zhaw1umblz_mmtq">
         <w:r>
           <w:rPr>
             <w:rStyle w:val="Hyperlink"/>
@@ -752,7 +752,7 @@
       <w:r>
         <w:t xml:space="preserve"> — modifié — </w:t>
       </w:r>
-      <w:hyperlink w:history="1" r:id="rIdpynpd-ipej78chbsoyxri">
+      <w:hyperlink w:history="1" r:id="rId2bag86gcfudip_paiay_j">
         <w:r>
           <w:rPr>
             <w:rStyle w:val="Hyperlink"/>

--- a/docs/developpement/phases/word/PHASE_60_HYGIENE_SUR_LA_TABLETTE_DES_CAISSIERES_PHOTOS_DETIQUETTES.docx
+++ b/docs/developpement/phases/word/PHASE_60_HYGIENE_SUR_LA_TABLETTE_DES_CAISSIERES_PHOTOS_DETIQUETTES.docx
@@ -20,7 +20,7 @@
       <w:r>
         <w:t xml:space="preserve">FlaiX Expert · dossier de développement · généré le 2026-10-25 depuis le dépôt </w:t>
       </w:r>
-      <w:hyperlink w:history="1" r:id="rIdfhtq5_ybuae6igy9eepmt">
+      <w:hyperlink w:history="1" r:id="rIdfxqlbw-j18szcg5a0y__z">
         <w:r>
           <w:rPr>
             <w:rStyle w:val="Hyperlink"/>
@@ -440,7 +440,7 @@
           <w:numId w:val="2"/>
         </w:numPr>
       </w:pPr>
-      <w:hyperlink w:history="1" r:id="rIduens3hxphfegh-8nkz9jf">
+      <w:hyperlink w:history="1" r:id="rIdtmzdkxvcdnk3ymgu1uebt">
         <w:r>
           <w:rPr>
             <w:rStyle w:val="Hyperlink"/>
@@ -488,7 +488,7 @@
       <w:r>
         <w:t xml:space="preserve"> — créé — </w:t>
       </w:r>
-      <w:hyperlink w:history="1" r:id="rIdggmzp3voguik-lp8wm4ph">
+      <w:hyperlink w:history="1" r:id="rId61xrs-lfofosduicxikgv">
         <w:r>
           <w:rPr>
             <w:rStyle w:val="Hyperlink"/>
@@ -525,7 +525,7 @@
       <w:r>
         <w:t xml:space="preserve"> — modifié — </w:t>
       </w:r>
-      <w:hyperlink w:history="1" r:id="rIdzsbxpszqui1fvwr2-grv2">
+      <w:hyperlink w:history="1" r:id="rIdot4yabbtevlqt-pinn7pn">
         <w:r>
           <w:rPr>
             <w:rStyle w:val="Hyperlink"/>
@@ -562,7 +562,7 @@
       <w:r>
         <w:t xml:space="preserve"> — modifié — </w:t>
       </w:r>
-      <w:hyperlink w:history="1" r:id="rIdopo9udw703oo4uvaife84">
+      <w:hyperlink w:history="1" r:id="rIdjgcujy6ldo170eripaa5s">
         <w:r>
           <w:rPr>
             <w:rStyle w:val="Hyperlink"/>
@@ -599,7 +599,7 @@
       <w:r>
         <w:t xml:space="preserve"> — modifié — </w:t>
       </w:r>
-      <w:hyperlink w:history="1" r:id="rIdv5bz8i7-3ldvzibz5fjbe">
+      <w:hyperlink w:history="1" r:id="rIdmyluemadcs26hbqxa7wfe">
         <w:r>
           <w:rPr>
             <w:rStyle w:val="Hyperlink"/>
@@ -636,7 +636,7 @@
       <w:r>
         <w:t xml:space="preserve"> — modifié — </w:t>
       </w:r>
-      <w:hyperlink w:history="1" r:id="rIdalu-d6-pyh21yujwgczfi">
+      <w:hyperlink w:history="1" r:id="rIdomgy3gd8gkmsppyxcuuvz">
         <w:r>
           <w:rPr>
             <w:rStyle w:val="Hyperlink"/>
@@ -665,7 +665,7 @@
       <w:r>
         <w:t xml:space="preserve"> — modifié — </w:t>
       </w:r>
-      <w:hyperlink w:history="1" r:id="rIdxl3f0-3zs5wy2verdw9kn">
+      <w:hyperlink w:history="1" r:id="rId4fdf6y3xvzyzgomhjy2b6">
         <w:r>
           <w:rPr>
             <w:rStyle w:val="Hyperlink"/>
@@ -694,7 +694,7 @@
       <w:r>
         <w:t xml:space="preserve"> — modifié — </w:t>
       </w:r>
-      <w:hyperlink w:history="1" r:id="rIduvjk4hthevkzje3mcn2cq">
+      <w:hyperlink w:history="1" r:id="rIdgcfnvjivfaiinzbr4qdxv">
         <w:r>
           <w:rPr>
             <w:rStyle w:val="Hyperlink"/>
@@ -723,7 +723,7 @@
       <w:r>
         <w:t xml:space="preserve"> — créé — </w:t>
       </w:r>
-      <w:hyperlink w:history="1" r:id="rIdjxim1-zhaw1umblz_mmtq">
+      <w:hyperlink w:history="1" r:id="rIduloyyz_gs3g9tnortljst">
         <w:r>
           <w:rPr>
             <w:rStyle w:val="Hyperlink"/>
@@ -752,7 +752,7 @@
       <w:r>
         <w:t xml:space="preserve"> — modifié — </w:t>
       </w:r>
-      <w:hyperlink w:history="1" r:id="rId2bag86gcfudip_paiay_j">
+      <w:hyperlink w:history="1" r:id="rIdt8ywrvbtzhsqyvfvdcdgg">
         <w:r>
           <w:rPr>
             <w:rStyle w:val="Hyperlink"/>
